--- a/mps-nivel-c/oficial/04_registros/AASP_Andamento-Processuais/REG-AASPAP01-001_Registro-de-Projeto.docx
+++ b/mps-nivel-c/oficial/04_registros/AASP_Andamento-Processuais/REG-AASPAP01-001_Registro-de-Projeto.docx
@@ -16,7 +16,7 @@
           <w:b w:val="0"/>
           <w:i w:val="0"/>
         </w:rPr>
-        <w:t>REG-AASPAP01-001   ·   Versão 1.0   ·   08/06/2026   ·   Timeware Brasil</w:t>
+        <w:t>REG-AASPAP01-001   ·   Versão 1.1   ·   30/06/2026   ·   Timeware Brasil</w:t>
       </w:r>
     </w:p>
     <w:tbl>
@@ -164,7 +164,7 @@
           </w:tcPr>
           <w:p>
             <w:r>
-              <w:t>1.0 · 08/06/2026 (baseline aprovada)</w:t>
+              <w:t>1.1 · 30/06/2026 (encerramento) — baseline v1.0 em 08/06/2026</w:t>
             </w:r>
           </w:p>
         </w:tc>
@@ -230,7 +230,7 @@
           </w:tcPr>
           <w:p>
             <w:r>
-              <w:t>Fase 5 (Implantação) em andamento — encerramento previsto 30/06/2026</w:t>
+              <w:t>Encerrado em 30/06/2026 (TAE-AASPAP01-001)</w:t>
             </w:r>
           </w:p>
         </w:tc>
@@ -3051,6 +3051,48 @@
           </w:tcPr>
           <w:p>
             <w:r>
+              <w:t>1.1</w:t>
+            </w:r>
+          </w:p>
+        </w:tc>
+        <w:tc>
+          <w:tcPr>
+            <w:tcW w:type="dxa" w:w="2160"/>
+          </w:tcPr>
+          <w:p>
+            <w:r>
+              <w:t>30/06/2026</w:t>
+            </w:r>
+          </w:p>
+        </w:tc>
+        <w:tc>
+          <w:tcPr>
+            <w:tcW w:type="dxa" w:w="2160"/>
+          </w:tcPr>
+          <w:p>
+            <w:r>
+              <w:t>Gerente de Projeto</w:t>
+            </w:r>
+          </w:p>
+        </w:tc>
+        <w:tc>
+          <w:tcPr>
+            <w:tcW w:type="dxa" w:w="2160"/>
+          </w:tcPr>
+          <w:p>
+            <w:r>
+              <w:t>Projeto encerrado em 30/06/2026: registrada a conclusão e o aceite final em TAE-AASPAP01-001; status atualizado para encerrado.</w:t>
+            </w:r>
+          </w:p>
+        </w:tc>
+      </w:tr>
+      <w:tr>
+        <w:tc>
+          <w:tcPr>
+            <w:tcW w:type="dxa" w:w="2160"/>
+          </w:tcPr>
+          <w:p>
+            <w:r>
               <w:t>1.0</w:t>
             </w:r>
           </w:p>

--- a/mps-nivel-c/oficial/04_registros/AASP_Andamento-Processuais/REG-AASPAP01-001_Registro-de-Projeto.docx
+++ b/mps-nivel-c/oficial/04_registros/AASP_Andamento-Processuais/REG-AASPAP01-001_Registro-de-Projeto.docx
@@ -16,7 +16,7 @@
           <w:b w:val="0"/>
           <w:i w:val="0"/>
         </w:rPr>
-        <w:t>REG-AASPAP01-001   ·   Versão 1.1   ·   30/06/2026   ·   Timeware Brasil</w:t>
+        <w:t>REG-AASPAP01-001   ·   Versão 1.1   ·   31/08/2026   ·   Timeware Brasil</w:t>
       </w:r>
     </w:p>
     <w:tbl>
@@ -164,7 +164,7 @@
           </w:tcPr>
           <w:p>
             <w:r>
-              <w:t>1.1 · 30/06/2026 (encerramento) — baseline v1.0 em 08/06/2026</w:t>
+              <w:t>1.1 · 31/08/2026 (encerramento previsto) — baseline v1.0 em 08/06/2026</w:t>
             </w:r>
           </w:p>
         </w:tc>
@@ -230,7 +230,7 @@
           </w:tcPr>
           <w:p>
             <w:r>
-              <w:t>Encerrado em 30/06/2026 (TAE-AASPAP01-001)</w:t>
+              <w:t>Em andamento — encerramento previsto 31/08/2026 (TAE-AASPAP01-001)</w:t>
             </w:r>
           </w:p>
         </w:tc>
@@ -1175,7 +1175,7 @@
           <w:b w:val="0"/>
           <w:i w:val="0"/>
         </w:rPr>
-        <w:t>Esforço total: ~348 h estimado · ~362 h realizado (parcial, Fase 5 em apuração). Marcos: abertura 15/12/2025; aprovação da baseline do Plano 08/06/2026; encerramento previsto 30/06/2026. (PLA-AASPAP01-001 §5 / RAC-AASPAP01-001)</w:t>
+        <w:t>Esforço total: ~348 h estimado · ~362 h realizado (parcial, Fase 5 em apuração). Marcos: abertura 15/12/2025; aprovação da baseline do Plano 08/06/2026; encerramento previsto 31/08/2026. (PLA-AASPAP01-001 §5 / RAC-AASPAP01-001)</w:t>
       </w:r>
     </w:p>
     <w:p>
@@ -2946,7 +2946,7 @@
           <w:b w:val="0"/>
           <w:i/>
         </w:rPr>
-        <w:t>Pendentes para o encerramento (Fase 7, previsto 30/06/2026): TAE-AASPAP01-001 (Termo de Encerramento e Aceite) e LI-AASPAP01-001 (Lições Aprendidas).</w:t>
+        <w:t>Pendentes para o encerramento (Fase 7, previsto 31/08/2026): TAE-AASPAP01-001 (Termo de Encerramento e Aceite) e LI-AASPAP01-001 (Lições Aprendidas).</w:t>
       </w:r>
     </w:p>
     <w:p>
@@ -2963,7 +2963,7 @@
           <w:b w:val="0"/>
           <w:i w:val="0"/>
         </w:rPr>
-        <w:t>Desenvolvimento concluído (Fases 1–4); projeto em implantação em produção (Fase 5) via pacotes GMUD. Os 12 cenários de teste (CT-01 a CT-12) foram 100% aprovados, incluindo regressão do fluxo EPROC/ESAJ. 5 defeitos identificados em homologação e 100% contidos; 0 defeitos escapados para produção. Auditoria de GQA com 100% de conformidade (21/21 itens), independência assegurada por Jonathan Barbosa. O aceite final e o encerramento formal serão registrados em 30/06/2026 (TAE + ata de aceite total). (RAC-AASPAP01-001 / MED-AASPAP01-001 / GQA-AASPAP01-001)</w:t>
+        <w:t>Desenvolvimento concluído (Fases 1–4); projeto em implantação em produção (Fase 5) via pacotes GMUD. Os 12 cenários de teste (CT-01 a CT-12) foram 100% aprovados, incluindo regressão do fluxo EPROC/ESAJ. 5 defeitos identificados em homologação e 100% contidos; 0 defeitos escapados para produção. Auditoria de GQA com 100% de conformidade (21/21 itens), independência assegurada por Jonathan Barbosa. O aceite final e o encerramento formal serão registrados em 31/08/2026 (TAE + ata de aceite total). (RAC-AASPAP01-001 / MED-AASPAP01-001 / GQA-AASPAP01-001)</w:t>
       </w:r>
     </w:p>
     <w:p>
@@ -3061,7 +3061,7 @@
           </w:tcPr>
           <w:p>
             <w:r>
-              <w:t>30/06/2026</w:t>
+              <w:t>31/08/2026</w:t>
             </w:r>
           </w:p>
         </w:tc>
@@ -3081,7 +3081,7 @@
           </w:tcPr>
           <w:p>
             <w:r>
-              <w:t>Projeto encerrado em 30/06/2026: registrada a conclusão e o aceite final em TAE-AASPAP01-001; status atualizado para encerrado.</w:t>
+              <w:t>Encerramento previsto para 31/08/2026: registrada a conclusão e o aceite final em TAE-AASPAP01-001; status atualizado para encerrado.</w:t>
             </w:r>
           </w:p>
         </w:tc>
